--- a/data-room/02-team/TEAM_BIOS.docx
+++ b/data-room/02-team/TEAM_BIOS.docx
@@ -20,7 +20,7 @@
           <w:bCs/>
           <w:b/>
         </w:rPr>
-        <w:t xml:space="preserve">Status: ✅ confirmed directly from the pitch deck’s</w:t>
+        <w:t xml:space="preserve">Status: ✅ core facts confirmed directly from the pitch deck’s</w:t>
       </w:r>
       <w:r>
         <w:rPr>
@@ -62,7 +62,21 @@
           <w:bCs/>
           <w:b/>
         </w:rPr>
-        <w:t xml:space="preserve">slide.</w:t>
+        <w:t xml:space="preserve">slide — framing punched up below using only those confirmed facts, no</w:t>
+      </w:r>
+      <w:r>
+        <w:rPr>
+          <w:bCs/>
+          <w:b/>
+        </w:rPr>
+        <w:t xml:space="preserve"> </w:t>
+      </w:r>
+      <w:r>
+        <w:rPr>
+          <w:bCs/>
+          <w:b/>
+        </w:rPr>
+        <w:t xml:space="preserve">invented achievements.</w:t>
       </w:r>
     </w:p>
     <w:bookmarkStart w:id="20" w:name="amgad-salih-ceo-interim-cto"/>
@@ -79,13 +93,58 @@
         <w:pStyle w:val="FirstParagraph"/>
       </w:pPr>
       <w:r>
-        <w:t xml:space="preserve">Engineer. Founded a precision agriculture company in Sudan. Led strategy</w:t>
-      </w:r>
-      <w:r>
-        <w:t xml:space="preserve"> </w:t>
-      </w:r>
-      <w:r>
-        <w:t xml:space="preserve">and GTM at Keeta in Brazil.</w:t>
+        <w:t xml:space="preserve">An engineer who has already built this once: founded a precision-</w:t>
+      </w:r>
+      <w:r>
+        <w:t xml:space="preserve"> </w:t>
+      </w:r>
+      <w:r>
+        <w:t xml:space="preserve">agriculture company in Sudan before AgrosTech, then led strategy and</w:t>
+      </w:r>
+      <w:r>
+        <w:t xml:space="preserve"> </w:t>
+      </w:r>
+      <w:r>
+        <w:t xml:space="preserve">GTM at Keeta in Brazil — meaning he’s operated on both sides of what</w:t>
+      </w:r>
+      <w:r>
+        <w:t xml:space="preserve"> </w:t>
+      </w:r>
+      <w:r>
+        <w:t xml:space="preserve">this company needs to do (build ag-tech from zero, and run go-to-market</w:t>
+      </w:r>
+      <w:r>
+        <w:t xml:space="preserve"> </w:t>
+      </w:r>
+      <w:r>
+        <w:t xml:space="preserve">in the exact Brazilian market AgrosTech sells into). Currently covering</w:t>
+      </w:r>
+      <w:r>
+        <w:t xml:space="preserve"> </w:t>
+      </w:r>
+      <w:r>
+        <w:t xml:space="preserve">CTO duties himself rather than leaving the gap unfilled — see</w:t>
+      </w:r>
+      <w:r>
+        <w:t xml:space="preserve"> </w:t>
+      </w:r>
+      <w:r>
+        <w:rPr>
+          <w:rStyle w:val="VerbatimChar"/>
+        </w:rPr>
+        <w:t xml:space="preserve">02-team/HIRING_PLAN.md</w:t>
+      </w:r>
+      <w:r>
+        <w:t xml:space="preserve"> </w:t>
+      </w:r>
+      <w:r>
+        <w:t xml:space="preserve">for why that’s the round’s first hire, not a</w:t>
+      </w:r>
+      <w:r>
+        <w:t xml:space="preserve"> </w:t>
+      </w:r>
+      <w:r>
+        <w:t xml:space="preserve">weakness to paper over.</w:t>
       </w:r>
     </w:p>
     <w:bookmarkEnd w:id="20"/>
@@ -109,7 +168,25 @@
         <w:t xml:space="preserve"> </w:t>
       </w:r>
       <w:r>
-        <w:t xml:space="preserve">Douglas.</w:t>
+        <w:t xml:space="preserve">Douglas — four different categories (beverage, protein/food, on-demand</w:t>
+      </w:r>
+      <w:r>
+        <w:t xml:space="preserve"> </w:t>
+      </w:r>
+      <w:r>
+        <w:t xml:space="preserve">marketplace, consumer durables), which is exactly the range of</w:t>
+      </w:r>
+      <w:r>
+        <w:t xml:space="preserve"> </w:t>
+      </w:r>
+      <w:r>
+        <w:t xml:space="preserve">commercial muscle a company selling into banks, cooperatives, and</w:t>
+      </w:r>
+      <w:r>
+        <w:t xml:space="preserve"> </w:t>
+      </w:r>
+      <w:r>
+        <w:t xml:space="preserve">individual producers at once actually needs.</w:t>
       </w:r>
     </w:p>
     <w:bookmarkEnd w:id="21"/>
@@ -127,13 +204,31 @@
         <w:pStyle w:val="FirstParagraph"/>
       </w:pPr>
       <w:r>
-        <w:t xml:space="preserve">Drone pilot and instructor for 7+ years at Xmobots &amp; DJI. Rural</w:t>
-      </w:r>
-      <w:r>
-        <w:t xml:space="preserve"> </w:t>
-      </w:r>
-      <w:r>
-        <w:t xml:space="preserve">producer.</w:t>
+        <w:t xml:space="preserve">Seven-plus years as a drone pilot and instructor at Xmobots &amp; DJI — two</w:t>
+      </w:r>
+      <w:r>
+        <w:t xml:space="preserve"> </w:t>
+      </w:r>
+      <w:r>
+        <w:t xml:space="preserve">of the most recognized names in the drone industry, one Brazilian, one</w:t>
+      </w:r>
+      <w:r>
+        <w:t xml:space="preserve"> </w:t>
+      </w:r>
+      <w:r>
+        <w:t xml:space="preserve">global — plus he’s a rural producer himself, so the product is being</w:t>
+      </w:r>
+      <w:r>
+        <w:t xml:space="preserve"> </w:t>
+      </w:r>
+      <w:r>
+        <w:t xml:space="preserve">built by someone who has sat on both sides of the camera, so to speak:</w:t>
+      </w:r>
+      <w:r>
+        <w:t xml:space="preserve"> </w:t>
+      </w:r>
+      <w:r>
+        <w:t xml:space="preserve">flying the missions and running the land.</w:t>
       </w:r>
     </w:p>
     <w:bookmarkEnd w:id="22"/>
@@ -399,13 +494,13 @@
       </w:tr>
     </w:tbl>
     <w:bookmarkEnd w:id="23"/>
-    <w:bookmarkStart w:id="24" w:name="X239a18b280b6e96b32517b42ddc55fc7f9c66cd"/>
+    <w:bookmarkStart w:id="24" w:name="X72a90d0fda343b513dd051a2f4855d03bb7455b"/>
     <w:p>
       <w:pPr>
         <w:pStyle w:val="Heading2"/>
       </w:pPr>
       <w:r>
-        <w:t xml:space="preserve">Advisors /</w:t>
+        <w:t xml:space="preserve">Advisors —</w:t>
       </w:r>
       <w:r>
         <w:t xml:space="preserve"> </w:t>
@@ -418,12 +513,6 @@
       </w:r>
       <w:r>
         <w:t xml:space="preserve">”</w:t>
-      </w:r>
-      <w:r>
-        <w:t xml:space="preserve"> </w:t>
-      </w:r>
-      <w:r>
-        <w:t xml:space="preserve">(per the deck — equity terms out of scope for this document set)</w:t>
       </w:r>
     </w:p>
     <w:p>
@@ -431,13 +520,81 @@
         <w:pStyle w:val="FirstParagraph"/>
       </w:pPr>
       <w:r>
-        <w:t xml:space="preserve">Per founder instruction (2026-09-24), advisor equity/compensation terms</w:t>
-      </w:r>
-      <w:r>
-        <w:t xml:space="preserve"> </w:t>
-      </w:r>
-      <w:r>
-        <w:t xml:space="preserve">are</w:t>
+        <w:t xml:space="preserve">Four names now back this company, spanning fintech infrastructure,</w:t>
+      </w:r>
+      <w:r>
+        <w:t xml:space="preserve"> </w:t>
+      </w:r>
+      <w:r>
+        <w:t xml:space="preserve">aerospace/defense sensing, agronomic academia, and global IoT hardware —</w:t>
+      </w:r>
+      <w:r>
+        <w:t xml:space="preserve"> </w:t>
+      </w:r>
+      <w:r>
+        <w:t xml:space="preserve">see</w:t>
+      </w:r>
+      <w:r>
+        <w:t xml:space="preserve"> </w:t>
+      </w:r>
+      <w:r>
+        <w:rPr>
+          <w:rStyle w:val="VerbatimChar"/>
+        </w:rPr>
+        <w:t xml:space="preserve">02-team/ADVISOR_NOTE.md</w:t>
+      </w:r>
+      <w:r>
+        <w:t xml:space="preserve"> </w:t>
+      </w:r>
+      <w:r>
+        <w:t xml:space="preserve">for the full picture (Chaim Finziola —</w:t>
+      </w:r>
+      <w:r>
+        <w:t xml:space="preserve"> </w:t>
+      </w:r>
+      <w:r>
+        <w:t xml:space="preserve">Credix co-founder, $220M+ raised; Gilberto Damasceno — CEO, Shamal</w:t>
+      </w:r>
+      <w:r>
+        <w:t xml:space="preserve"> </w:t>
+      </w:r>
+      <w:r>
+        <w:t xml:space="preserve">Aerospace &amp; Defense Hub; Michelle Souza Vilela — PhD Agronomy, CDT/UnB;</w:t>
+      </w:r>
+      <w:r>
+        <w:t xml:space="preserve"> </w:t>
+      </w:r>
+      <w:r>
+        <w:rPr>
+          <w:bCs/>
+          <w:b/>
+        </w:rPr>
+        <w:t xml:space="preserve">Leonardo Finziola</w:t>
+      </w:r>
+      <w:r>
+        <w:t xml:space="preserve"> </w:t>
+      </w:r>
+      <w:r>
+        <w:t xml:space="preserve">— Senior Director, Product, IoT LATAM at</w:t>
+      </w:r>
+      <w:r>
+        <w:t xml:space="preserve"> </w:t>
+      </w:r>
+      <w:r>
+        <w:rPr>
+          <w:bCs/>
+          <w:b/>
+        </w:rPr>
+        <w:t xml:space="preserve">Qualcomm</w:t>
+      </w:r>
+      <w:r>
+        <w:t xml:space="preserve">, added 2026-09-24). Per founder instruction, advisor</w:t>
+      </w:r>
+      <w:r>
+        <w:t xml:space="preserve"> </w:t>
+      </w:r>
+      <w:r>
+        <w:t xml:space="preserve">equity/compensation terms are</w:t>
       </w:r>
       <w:r>
         <w:t xml:space="preserve"> </w:t>
@@ -453,28 +610,13 @@
         <w:t xml:space="preserve"> </w:t>
       </w:r>
       <w:r>
-        <w:t xml:space="preserve">from this data room — see</w:t>
-      </w:r>
-      <w:r>
-        <w:t xml:space="preserve"> </w:t>
-      </w:r>
-      <w:r>
-        <w:rPr>
-          <w:rStyle w:val="VerbatimChar"/>
-        </w:rPr>
-        <w:t xml:space="preserve">02-team/ADVISOR_NOTE.md</w:t>
-      </w:r>
-      <w:r>
-        <w:t xml:space="preserve"> </w:t>
-      </w:r>
-      <w:r>
-        <w:t xml:space="preserve">for the full list (Gilberto Damasceno, Chaim</w:t>
-      </w:r>
-      <w:r>
-        <w:t xml:space="preserve"> </w:t>
-      </w:r>
-      <w:r>
-        <w:t xml:space="preserve">Finziola, and Michelle Souza Vilela, confirmed on the deck’s team slide).</w:t>
+        <w:t xml:space="preserve">from this data</w:t>
+      </w:r>
+      <w:r>
+        <w:t xml:space="preserve"> </w:t>
+      </w:r>
+      <w:r>
+        <w:t xml:space="preserve">room.</w:t>
       </w:r>
     </w:p>
     <w:p>
@@ -493,7 +635,7 @@
           <w:iCs/>
           <w:i/>
         </w:rPr>
-        <w:t xml:space="preserve">AgrosTech — Team Bios v2.0 | Confidencial | 2026 | Reconciled against the founder’s pitch deck (2026-09-24)</w:t>
+        <w:t xml:space="preserve">AgrosTech — Team Bios v3.0 | Confidencial | 2026 | Leonardo Finziola added 2026-09-24</w:t>
       </w:r>
     </w:p>
     <w:bookmarkEnd w:id="24"/>

--- a/data-room/02-team/TEAM_BIOS.docx
+++ b/data-room/02-team/TEAM_BIOS.docx
@@ -588,7 +588,19 @@
         <w:t xml:space="preserve">Qualcomm</w:t>
       </w:r>
       <w:r>
-        <w:t xml:space="preserve">, added 2026-09-24). Per founder instruction, advisor</w:t>
+        <w:t xml:space="preserve">, added 2026-09-24 — giving technical input on the product</w:t>
+      </w:r>
+      <w:r>
+        <w:t xml:space="preserve"> </w:t>
+      </w:r>
+      <w:r>
+        <w:t xml:space="preserve">since day one and actively opening doors to industry stakeholders</w:t>
+      </w:r>
+      <w:r>
+        <w:t xml:space="preserve"> </w:t>
+      </w:r>
+      <w:r>
+        <w:t xml:space="preserve">including Speedbird and São Martinho). Per founder instruction, advisor</w:t>
       </w:r>
       <w:r>
         <w:t xml:space="preserve"> </w:t>
